--- a/app/dogovor-daru.docx
+++ b/app/dogovor-daru.docx
@@ -150,7 +150,7 @@
           <w:sz w:val="20"/>
           <w:szCs w:val="20"/>
         </w:rPr>
-        <w:t xml:space="preserve">ИП «STUDYSTORIES.APP», БИН 880607300110, в лице индивидуального предпринимателя Цай Платона Львовича, действующего на основании уведомления о начале деятельности в качестве индивидуального предпринимателя (далее — «Исполнитель»), с одной стороны, и ________________________, БИН (ИИН) ________________________, в лице ________________________, действующего на основании ________________________ (далее — «Заказчик»), с другой стороны, совместно именуемые «Стороны», заключили настоящий Договор о нижеследующем.</w:t>
+        <w:t xml:space="preserve">ИП «STUDYSTORIES.APP», БИН 880607300110, в лице индивидуального предпринимателя Цай Платона Львовича, действующего на основании уведомления о начале деятельности в качестве индивидуального предпринимателя (далее — «Исполнитель»), с одной стороны, и ________________________, ИИН ________________________, действующий(ая) от своего имени (далее — «Заказчик»), с другой стороны, совместно именуемые «Стороны», заключили настоящий Договор о нижеследующем.</w:t>
       </w:r>
     </w:p>
     <w:p>
@@ -706,7 +706,7 @@
                 <w:sz w:val="18"/>
                 <w:szCs w:val="18"/>
               </w:rPr>
-              <w:t xml:space="preserve">1. Предоплата — до начала работ, по счёту № DR-С-2026-01 от 09.10.2026</w:t>
+              <w:t xml:space="preserve">1. Предоплата — старт этапа 1, по счёту № DR-С-2026-01 от 09.10.2026</w:t>
             </w:r>
           </w:p>
         </w:tc>
@@ -816,7 +816,7 @@
                 <w:sz w:val="18"/>
                 <w:szCs w:val="18"/>
               </w:rPr>
-              <w:t xml:space="preserve">2. Утверждение ядра Системы (пункт 3.2)</w:t>
+              <w:t xml:space="preserve">2. Этап 2 — утверждение ядра Системы (пункт 3.2)</w:t>
             </w:r>
           </w:p>
         </w:tc>
@@ -926,7 +926,7 @@
                 <w:sz w:val="18"/>
                 <w:szCs w:val="18"/>
               </w:rPr>
-              <w:t xml:space="preserve">3. Сдача всех разделов Приложения № 1 и обучение (пункт 3.4)</w:t>
+              <w:t xml:space="preserve">3. Этап 3 — сдача всех разделов и обучение (пункт 3.4)</w:t>
             </w:r>
           </w:p>
         </w:tc>
@@ -1227,8 +1227,480 @@
           <w:sz w:val="20"/>
           <w:szCs w:val="20"/>
         </w:rPr>
-        <w:t xml:space="preserve">Общий срок разработки — от 4 (четырёх) до 6 (шести) недель с даты начала работ.</w:t>
-      </w:r>
+        <w:t xml:space="preserve">Общий срок разработки — от 4 (четырёх) до 6 (шести) недель с даты начала работ (пункт 2.5). Работы выполняются в три этапа:</w:t>
+      </w:r>
+    </w:p>
+    <w:tbl>
+      <w:tblPr>
+        <w:tblW w:type="dxa" w:w="9638"/>
+        <w:tblBorders>
+          <w:top w:val="single" w:color="BFC7CF" w:sz="4"/>
+          <w:left w:val="single" w:color="BFC7CF" w:sz="4"/>
+          <w:bottom w:val="single" w:color="BFC7CF" w:sz="4"/>
+          <w:right w:val="single" w:color="BFC7CF" w:sz="4"/>
+          <w:insideH w:val="single" w:color="BFC7CF" w:sz="4"/>
+          <w:insideV w:val="single" w:color="BFC7CF" w:sz="4"/>
+        </w:tblBorders>
+      </w:tblPr>
+      <w:tblGrid>
+        <w:gridCol w:w="1735"/>
+        <w:gridCol w:w="1349"/>
+        <w:gridCol w:w="4241"/>
+        <w:gridCol w:w="2313"/>
+      </w:tblGrid>
+      <w:tr>
+        <w:trPr>
+          <w:tblHeader/>
+        </w:trPr>
+        <w:tc>
+          <w:tcPr>
+            <w:tcW w:type="dxa" w:w="1735"/>
+            <w:shd w:fill="E8EEF2" w:color="auto" w:val="clear"/>
+            <w:tcMar>
+              <w:top w:type="dxa" w:w="60"/>
+              <w:left w:type="dxa" w:w="90"/>
+              <w:bottom w:type="dxa" w:w="60"/>
+              <w:right w:type="dxa" w:w="90"/>
+            </w:tcMar>
+          </w:tcPr>
+          <w:p>
+            <w:pPr>
+              <w:spacing w:after="0" w:before="0" w:line="264"/>
+              <w:jc w:val="left"/>
+            </w:pPr>
+            <w:r>
+              <w:rPr>
+                <w:rFonts w:ascii="Arial" w:cs="Arial" w:eastAsia="Arial" w:hAnsi="Arial"/>
+                <w:b/>
+                <w:bCs/>
+                <w:sz w:val="18"/>
+                <w:szCs w:val="18"/>
+              </w:rPr>
+              <w:t xml:space="preserve">Этап</w:t>
+            </w:r>
+          </w:p>
+        </w:tc>
+        <w:tc>
+          <w:tcPr>
+            <w:tcW w:type="dxa" w:w="1349"/>
+            <w:shd w:fill="E8EEF2" w:color="auto" w:val="clear"/>
+            <w:tcMar>
+              <w:top w:type="dxa" w:w="60"/>
+              <w:left w:type="dxa" w:w="90"/>
+              <w:bottom w:type="dxa" w:w="60"/>
+              <w:right w:type="dxa" w:w="90"/>
+            </w:tcMar>
+          </w:tcPr>
+          <w:p>
+            <w:pPr>
+              <w:spacing w:after="0" w:before="0" w:line="264"/>
+              <w:jc w:val="left"/>
+            </w:pPr>
+            <w:r>
+              <w:rPr>
+                <w:rFonts w:ascii="Arial" w:cs="Arial" w:eastAsia="Arial" w:hAnsi="Arial"/>
+                <w:b/>
+                <w:bCs/>
+                <w:sz w:val="18"/>
+                <w:szCs w:val="18"/>
+              </w:rPr>
+              <w:t xml:space="preserve">Срок</w:t>
+            </w:r>
+          </w:p>
+        </w:tc>
+        <w:tc>
+          <w:tcPr>
+            <w:tcW w:type="dxa" w:w="4241"/>
+            <w:shd w:fill="E8EEF2" w:color="auto" w:val="clear"/>
+            <w:tcMar>
+              <w:top w:type="dxa" w:w="60"/>
+              <w:left w:type="dxa" w:w="90"/>
+              <w:bottom w:type="dxa" w:w="60"/>
+              <w:right w:type="dxa" w:w="90"/>
+            </w:tcMar>
+          </w:tcPr>
+          <w:p>
+            <w:pPr>
+              <w:spacing w:after="0" w:before="0" w:line="264"/>
+              <w:jc w:val="left"/>
+            </w:pPr>
+            <w:r>
+              <w:rPr>
+                <w:rFonts w:ascii="Arial" w:cs="Arial" w:eastAsia="Arial" w:hAnsi="Arial"/>
+                <w:b/>
+                <w:bCs/>
+                <w:sz w:val="18"/>
+                <w:szCs w:val="18"/>
+              </w:rPr>
+              <w:t xml:space="preserve">Состав работ (разделы Приложения № 1)</w:t>
+            </w:r>
+          </w:p>
+        </w:tc>
+        <w:tc>
+          <w:tcPr>
+            <w:tcW w:type="dxa" w:w="2313"/>
+            <w:shd w:fill="E8EEF2" w:color="auto" w:val="clear"/>
+            <w:tcMar>
+              <w:top w:type="dxa" w:w="60"/>
+              <w:left w:type="dxa" w:w="90"/>
+              <w:bottom w:type="dxa" w:w="60"/>
+              <w:right w:type="dxa" w:w="90"/>
+            </w:tcMar>
+          </w:tcPr>
+          <w:p>
+            <w:pPr>
+              <w:spacing w:after="0" w:before="0" w:line="264"/>
+              <w:jc w:val="left"/>
+            </w:pPr>
+            <w:r>
+              <w:rPr>
+                <w:rFonts w:ascii="Arial" w:cs="Arial" w:eastAsia="Arial" w:hAnsi="Arial"/>
+                <w:b/>
+                <w:bCs/>
+                <w:sz w:val="18"/>
+                <w:szCs w:val="18"/>
+              </w:rPr>
+              <w:t xml:space="preserve">Результат и оплата</w:t>
+            </w:r>
+          </w:p>
+        </w:tc>
+      </w:tr>
+      <w:tr>
+        <w:tc>
+          <w:tcPr>
+            <w:tcW w:type="dxa" w:w="1735"/>
+            <w:tcMar>
+              <w:top w:type="dxa" w:w="60"/>
+              <w:left w:type="dxa" w:w="90"/>
+              <w:bottom w:type="dxa" w:w="60"/>
+              <w:right w:type="dxa" w:w="90"/>
+            </w:tcMar>
+          </w:tcPr>
+          <w:p>
+            <w:pPr>
+              <w:spacing w:after="0" w:before="0" w:line="264"/>
+              <w:jc w:val="left"/>
+            </w:pPr>
+            <w:r>
+              <w:rPr>
+                <w:rFonts w:ascii="Arial" w:cs="Arial" w:eastAsia="Arial" w:hAnsi="Arial"/>
+                <w:b w:val="false"/>
+                <w:bCs w:val="false"/>
+                <w:sz w:val="18"/>
+                <w:szCs w:val="18"/>
+              </w:rPr>
+              <w:t xml:space="preserve">1. Старт и опросник</w:t>
+            </w:r>
+          </w:p>
+        </w:tc>
+        <w:tc>
+          <w:tcPr>
+            <w:tcW w:type="dxa" w:w="1349"/>
+            <w:tcMar>
+              <w:top w:type="dxa" w:w="60"/>
+              <w:left w:type="dxa" w:w="90"/>
+              <w:bottom w:type="dxa" w:w="60"/>
+              <w:right w:type="dxa" w:w="90"/>
+            </w:tcMar>
+          </w:tcPr>
+          <w:p>
+            <w:pPr>
+              <w:spacing w:after="0" w:before="0" w:line="264"/>
+              <w:jc w:val="left"/>
+            </w:pPr>
+            <w:r>
+              <w:rPr>
+                <w:rFonts w:ascii="Arial" w:cs="Arial" w:eastAsia="Arial" w:hAnsi="Arial"/>
+                <w:b w:val="false"/>
+                <w:bCs w:val="false"/>
+                <w:sz w:val="18"/>
+                <w:szCs w:val="18"/>
+              </w:rPr>
+              <w:t xml:space="preserve">неделя 1</w:t>
+            </w:r>
+          </w:p>
+        </w:tc>
+        <w:tc>
+          <w:tcPr>
+            <w:tcW w:type="dxa" w:w="4241"/>
+            <w:tcMar>
+              <w:top w:type="dxa" w:w="60"/>
+              <w:left w:type="dxa" w:w="90"/>
+              <w:bottom w:type="dxa" w:w="60"/>
+              <w:right w:type="dxa" w:w="90"/>
+            </w:tcMar>
+          </w:tcPr>
+          <w:p>
+            <w:pPr>
+              <w:spacing w:after="0" w:before="0" w:line="264"/>
+              <w:jc w:val="left"/>
+            </w:pPr>
+            <w:r>
+              <w:rPr>
+                <w:rFonts w:ascii="Arial" w:cs="Arial" w:eastAsia="Arial" w:hAnsi="Arial"/>
+                <w:b w:val="false"/>
+                <w:bCs w:val="false"/>
+                <w:sz w:val="18"/>
+                <w:szCs w:val="18"/>
+              </w:rPr>
+              <w:t xml:space="preserve">Заказчик заполняет опросник (пункт 1.3); Исполнитель разбирает ответы, утверждает с Заказчиком роли, этапы пути пациента, прайс и правила курса, начинает разработку ядра</w:t>
+            </w:r>
+          </w:p>
+        </w:tc>
+        <w:tc>
+          <w:tcPr>
+            <w:tcW w:type="dxa" w:w="2313"/>
+            <w:tcMar>
+              <w:top w:type="dxa" w:w="60"/>
+              <w:left w:type="dxa" w:w="90"/>
+              <w:bottom w:type="dxa" w:w="60"/>
+              <w:right w:type="dxa" w:w="90"/>
+            </w:tcMar>
+          </w:tcPr>
+          <w:p>
+            <w:pPr>
+              <w:spacing w:after="0" w:before="0" w:line="264"/>
+              <w:jc w:val="left"/>
+            </w:pPr>
+            <w:r>
+              <w:rPr>
+                <w:rFonts w:ascii="Arial" w:cs="Arial" w:eastAsia="Arial" w:hAnsi="Arial"/>
+                <w:b w:val="false"/>
+                <w:bCs w:val="false"/>
+                <w:sz w:val="18"/>
+                <w:szCs w:val="18"/>
+              </w:rPr>
+              <w:t xml:space="preserve">Начинается после предоплаты 10% — 237 500 ₸</w:t>
+            </w:r>
+          </w:p>
+        </w:tc>
+      </w:tr>
+      <w:tr>
+        <w:tc>
+          <w:tcPr>
+            <w:tcW w:type="dxa" w:w="1735"/>
+            <w:tcMar>
+              <w:top w:type="dxa" w:w="60"/>
+              <w:left w:type="dxa" w:w="90"/>
+              <w:bottom w:type="dxa" w:w="60"/>
+              <w:right w:type="dxa" w:w="90"/>
+            </w:tcMar>
+          </w:tcPr>
+          <w:p>
+            <w:pPr>
+              <w:spacing w:after="0" w:before="0" w:line="264"/>
+              <w:jc w:val="left"/>
+            </w:pPr>
+            <w:r>
+              <w:rPr>
+                <w:rFonts w:ascii="Arial" w:cs="Arial" w:eastAsia="Arial" w:hAnsi="Arial"/>
+                <w:b w:val="false"/>
+                <w:bCs w:val="false"/>
+                <w:sz w:val="18"/>
+                <w:szCs w:val="18"/>
+              </w:rPr>
+              <w:t xml:space="preserve">2. Ядро Системы</w:t>
+            </w:r>
+          </w:p>
+        </w:tc>
+        <w:tc>
+          <w:tcPr>
+            <w:tcW w:type="dxa" w:w="1349"/>
+            <w:tcMar>
+              <w:top w:type="dxa" w:w="60"/>
+              <w:left w:type="dxa" w:w="90"/>
+              <w:bottom w:type="dxa" w:w="60"/>
+              <w:right w:type="dxa" w:w="90"/>
+            </w:tcMar>
+          </w:tcPr>
+          <w:p>
+            <w:pPr>
+              <w:spacing w:after="0" w:before="0" w:line="264"/>
+              <w:jc w:val="left"/>
+            </w:pPr>
+            <w:r>
+              <w:rPr>
+                <w:rFonts w:ascii="Arial" w:cs="Arial" w:eastAsia="Arial" w:hAnsi="Arial"/>
+                <w:b w:val="false"/>
+                <w:bCs w:val="false"/>
+                <w:sz w:val="18"/>
+                <w:szCs w:val="18"/>
+              </w:rPr>
+              <w:t xml:space="preserve">до конца 2-й недели</w:t>
+            </w:r>
+          </w:p>
+        </w:tc>
+        <w:tc>
+          <w:tcPr>
+            <w:tcW w:type="dxa" w:w="4241"/>
+            <w:tcMar>
+              <w:top w:type="dxa" w:w="60"/>
+              <w:left w:type="dxa" w:w="90"/>
+              <w:bottom w:type="dxa" w:w="60"/>
+              <w:right w:type="dxa" w:w="90"/>
+            </w:tcMar>
+          </w:tcPr>
+          <w:p>
+            <w:pPr>
+              <w:spacing w:after="0" w:before="0" w:line="264"/>
+              <w:jc w:val="left"/>
+            </w:pPr>
+            <w:r>
+              <w:rPr>
+                <w:rFonts w:ascii="Arial" w:cs="Arial" w:eastAsia="Arial" w:hAnsi="Arial"/>
+                <w:b w:val="false"/>
+                <w:bCs w:val="false"/>
+                <w:sz w:val="18"/>
+                <w:szCs w:val="18"/>
+              </w:rPr>
+              <w:t xml:space="preserve">Р1 — путь пациента и карточка; Р3 — конструктор индивидуального курса; Р5 — склад лекарств; Р6 — касса и отчёты; Р8.1 — роли и права</w:t>
+            </w:r>
+          </w:p>
+        </w:tc>
+        <w:tc>
+          <w:tcPr>
+            <w:tcW w:type="dxa" w:w="2313"/>
+            <w:tcMar>
+              <w:top w:type="dxa" w:w="60"/>
+              <w:left w:type="dxa" w:w="90"/>
+              <w:bottom w:type="dxa" w:w="60"/>
+              <w:right w:type="dxa" w:w="90"/>
+            </w:tcMar>
+          </w:tcPr>
+          <w:p>
+            <w:pPr>
+              <w:spacing w:after="0" w:before="0" w:line="264"/>
+              <w:jc w:val="left"/>
+            </w:pPr>
+            <w:r>
+              <w:rPr>
+                <w:rFonts w:ascii="Arial" w:cs="Arial" w:eastAsia="Arial" w:hAnsi="Arial"/>
+                <w:b w:val="false"/>
+                <w:bCs w:val="false"/>
+                <w:sz w:val="18"/>
+                <w:szCs w:val="18"/>
+              </w:rPr>
+              <w:t xml:space="preserve">Акт утверждения ядра → оплата 45% — 1 068 750 ₸</w:t>
+            </w:r>
+          </w:p>
+        </w:tc>
+      </w:tr>
+      <w:tr>
+        <w:tc>
+          <w:tcPr>
+            <w:tcW w:type="dxa" w:w="1735"/>
+            <w:tcMar>
+              <w:top w:type="dxa" w:w="60"/>
+              <w:left w:type="dxa" w:w="90"/>
+              <w:bottom w:type="dxa" w:w="60"/>
+              <w:right w:type="dxa" w:w="90"/>
+            </w:tcMar>
+          </w:tcPr>
+          <w:p>
+            <w:pPr>
+              <w:spacing w:after="0" w:before="0" w:line="264"/>
+              <w:jc w:val="left"/>
+            </w:pPr>
+            <w:r>
+              <w:rPr>
+                <w:rFonts w:ascii="Arial" w:cs="Arial" w:eastAsia="Arial" w:hAnsi="Arial"/>
+                <w:b w:val="false"/>
+                <w:bCs w:val="false"/>
+                <w:sz w:val="18"/>
+                <w:szCs w:val="18"/>
+              </w:rPr>
+              <w:t xml:space="preserve">3. Полировка и сдача</w:t>
+            </w:r>
+          </w:p>
+        </w:tc>
+        <w:tc>
+          <w:tcPr>
+            <w:tcW w:type="dxa" w:w="1349"/>
+            <w:tcMar>
+              <w:top w:type="dxa" w:w="60"/>
+              <w:left w:type="dxa" w:w="90"/>
+              <w:bottom w:type="dxa" w:w="60"/>
+              <w:right w:type="dxa" w:w="90"/>
+            </w:tcMar>
+          </w:tcPr>
+          <w:p>
+            <w:pPr>
+              <w:spacing w:after="0" w:before="0" w:line="264"/>
+              <w:jc w:val="left"/>
+            </w:pPr>
+            <w:r>
+              <w:rPr>
+                <w:rFonts w:ascii="Arial" w:cs="Arial" w:eastAsia="Arial" w:hAnsi="Arial"/>
+                <w:b w:val="false"/>
+                <w:bCs w:val="false"/>
+                <w:sz w:val="18"/>
+                <w:szCs w:val="18"/>
+              </w:rPr>
+              <w:t xml:space="preserve">недели 3–6</w:t>
+            </w:r>
+          </w:p>
+        </w:tc>
+        <w:tc>
+          <w:tcPr>
+            <w:tcW w:type="dxa" w:w="4241"/>
+            <w:tcMar>
+              <w:top w:type="dxa" w:w="60"/>
+              <w:left w:type="dxa" w:w="90"/>
+              <w:bottom w:type="dxa" w:w="60"/>
+              <w:right w:type="dxa" w:w="90"/>
+            </w:tcMar>
+          </w:tcPr>
+          <w:p>
+            <w:pPr>
+              <w:spacing w:after="0" w:before="0" w:line="264"/>
+              <w:jc w:val="left"/>
+            </w:pPr>
+            <w:r>
+              <w:rPr>
+                <w:rFonts w:ascii="Arial" w:cs="Arial" w:eastAsia="Arial" w:hAnsi="Arial"/>
+                <w:b w:val="false"/>
+                <w:bCs w:val="false"/>
+                <w:sz w:val="18"/>
+                <w:szCs w:val="18"/>
+              </w:rPr>
+              <w:t xml:space="preserve">Р2 — колл-центр и контроль; Р4 — лечение, процедуры, кабинеты; Р7 — задачи отделов, HR, роботы; Р8.2–Р8.3 — пульт и ИИ-помощник; Р9 — перенос данных, обучение, передача; правки по рабочим встречам</w:t>
+            </w:r>
+          </w:p>
+        </w:tc>
+        <w:tc>
+          <w:tcPr>
+            <w:tcW w:type="dxa" w:w="2313"/>
+            <w:tcMar>
+              <w:top w:type="dxa" w:w="60"/>
+              <w:left w:type="dxa" w:w="90"/>
+              <w:bottom w:type="dxa" w:w="60"/>
+              <w:right w:type="dxa" w:w="90"/>
+            </w:tcMar>
+          </w:tcPr>
+          <w:p>
+            <w:pPr>
+              <w:spacing w:after="0" w:before="0" w:line="264"/>
+              <w:jc w:val="left"/>
+            </w:pPr>
+            <w:r>
+              <w:rPr>
+                <w:rFonts w:ascii="Arial" w:cs="Arial" w:eastAsia="Arial" w:hAnsi="Arial"/>
+                <w:b w:val="false"/>
+                <w:bCs w:val="false"/>
+                <w:sz w:val="18"/>
+                <w:szCs w:val="18"/>
+              </w:rPr>
+              <w:t xml:space="preserve">Акт сдачи → оплата 45% — 1 068 750 ₸</w:t>
+            </w:r>
+          </w:p>
+        </w:tc>
+      </w:tr>
+    </w:tbl>
+    <w:p>
+      <w:pPr>
+        <w:spacing w:after="60" w:before="0" w:line="264"/>
+        <w:jc w:val="both"/>
+      </w:pPr>
     </w:p>
     <w:p>
       <w:pPr>
@@ -1257,7 +1729,7 @@
           <w:sz w:val="20"/>
           <w:szCs w:val="20"/>
         </w:rPr>
-        <w:t xml:space="preserve">Ядро Системы предъявляется Заказчику не позднее 2 (двух) недель с даты начала работ. В ядро входят разделы Р1, Р3, Р5, Р6 и роли раздела Р8 Приложения № 1: путь пациента и карточка, конструктор индивидуального курса, склад лекарств, касса, роли и права.</w:t>
+        <w:t xml:space="preserve">Ядро Системы (этап 2) предъявляется Заказчику не позднее 2 (двух) недель с даты начала работ. Заказчик проверяет ядро в течение 5 рабочих дней и подписывает акт утверждения ядра по форме Приложения № 2.</w:t>
       </w:r>
     </w:p>
     <w:p>
@@ -1287,7 +1759,7 @@
           <w:sz w:val="20"/>
           <w:szCs w:val="20"/>
         </w:rPr>
-        <w:t xml:space="preserve">После утверждения ядра проводится полировка: 1–2 рабочие встречи в неделю, по итогам каждой Исполнитель вносит правки и выполняет разделы Р2, Р4, Р7–Р9.</w:t>
+        <w:t xml:space="preserve">На этапе 3 проводится полировка: 1–2 рабочие встречи в неделю, по итогам каждой Исполнитель вносит правки и выполняет оставшиеся разделы.</w:t>
       </w:r>
     </w:p>
     <w:p>
@@ -1317,7 +1789,7 @@
           <w:sz w:val="20"/>
           <w:szCs w:val="20"/>
         </w:rPr>
-        <w:t xml:space="preserve">Сдача — предъявление всех разделов Приложения № 1, перенос данных, обучение сотрудников и передача Системы на сервер Заказчика. После сдачи — 1–2 недели отладки в рабочем режиме.</w:t>
+        <w:t xml:space="preserve">Сдача (окончание этапа 3) — предъявление всех разделов Приложения № 1, перенос данных, обучение сотрудников и передача Системы на сервер Заказчика, подписание акта сдачи. После сдачи — 1–2 недели отладки в рабочем режиме.</w:t>
       </w:r>
     </w:p>
     <w:p>
@@ -2840,7 +3312,7 @@
                 <w:sz w:val="18"/>
                 <w:szCs w:val="18"/>
               </w:rPr>
-              <w:t xml:space="preserve">Наименование: ________________________</w:t>
+              <w:t xml:space="preserve">ФИО: ________________________</w:t>
             </w:r>
           </w:p>
           <w:p>
@@ -2856,7 +3328,7 @@
                 <w:sz w:val="18"/>
                 <w:szCs w:val="18"/>
               </w:rPr>
-              <w:t xml:space="preserve">БИН (ИИН): ________________________</w:t>
+              <w:t xml:space="preserve">ИИН: ________________________</w:t>
             </w:r>
           </w:p>
           <w:p>
@@ -2920,7 +3392,7 @@
                 <w:sz w:val="18"/>
                 <w:szCs w:val="18"/>
               </w:rPr>
-              <w:t xml:space="preserve">БИК: __________ · КБе: ____</w:t>
+              <w:t xml:space="preserve">БИК: __________</w:t>
             </w:r>
           </w:p>
           <w:p>
@@ -2936,7 +3408,7 @@
                 <w:sz w:val="18"/>
                 <w:szCs w:val="18"/>
               </w:rPr>
-              <w:t xml:space="preserve">Руководитель: ________________________</w:t>
+              <w:t xml:space="preserve">E-mail: ________________________</w:t>
             </w:r>
           </w:p>
           <w:p>
@@ -5637,7 +6109,7 @@
                 <w:sz w:val="18"/>
                 <w:szCs w:val="18"/>
               </w:rPr>
-              <w:t xml:space="preserve">Акт утверждения ядра (Р1, Р3, Р5, Р6, роли Р8.1)</w:t>
+              <w:t xml:space="preserve">Этап 2 · акт утверждения ядра (Р1, Р3, Р5, Р6, роли Р8.1)</w:t>
             </w:r>
           </w:p>
         </w:tc>
@@ -5774,7 +6246,7 @@
                 <w:sz w:val="18"/>
                 <w:szCs w:val="18"/>
               </w:rPr>
-              <w:t xml:space="preserve">Акт сдачи всех разделов Приложения № 1, обучение, передача кода</w:t>
+              <w:t xml:space="preserve">Этап 3 · акт сдачи всех разделов Приложения № 1, обучение, передача кода</w:t>
             </w:r>
           </w:p>
         </w:tc>

--- a/app/dogovor-daru.docx
+++ b/app/dogovor-daru.docx
@@ -926,7 +926,7 @@
                 <w:sz w:val="18"/>
                 <w:szCs w:val="18"/>
               </w:rPr>
-              <w:t xml:space="preserve">3. Этап 3 — сдача всех разделов и обучение (пункт 3.4)</w:t>
+              <w:t xml:space="preserve">3. Этап 3 — сдача всех разделов и обучение, акт ввода в опытную эксплуатацию (пункт 3.4)</w:t>
             </w:r>
           </w:p>
         </w:tc>
@@ -1690,7 +1690,7 @@
                 <w:sz w:val="18"/>
                 <w:szCs w:val="18"/>
               </w:rPr>
-              <w:t xml:space="preserve">Акт сдачи → оплата 45% — 1 068 750 ₸</w:t>
+              <w:t xml:space="preserve">Акт ввода в опытную эксплуатацию → оплата 45% — 1 068 750 ₸</w:t>
             </w:r>
           </w:p>
         </w:tc>
@@ -1789,7 +1789,7 @@
           <w:sz w:val="20"/>
           <w:szCs w:val="20"/>
         </w:rPr>
-        <w:t xml:space="preserve">Сдача (окончание этапа 3) — предъявление всех разделов Приложения № 1, перенос данных, обучение сотрудников и передача Системы на сервер Заказчика, подписание акта сдачи. После сдачи — 1–2 недели отладки в рабочем режиме.</w:t>
+        <w:t xml:space="preserve">Сдача (окончание этапа 3) — предъявление всех разделов Приложения № 1, перенос данных, обучение сотрудников и передача Системы на сервер Заказчика. Предъявление оформляется актом ввода Системы в опытную эксплуатацию. С даты его подписания начинается опытная эксплуатация Системы сроком 3 (три) месяца, в течение которой Исполнитель устраняет ошибки и недостатки в порядке раздела 7.</w:t>
       </w:r>
     </w:p>
     <w:p>
@@ -1991,23 +1991,6 @@
     </w:p>
     <w:p>
       <w:pPr>
-        <w:keepNext/>
-        <w:spacing w:after="100" w:before="180" w:line="264"/>
-        <w:jc w:val="left"/>
-      </w:pPr>
-      <w:r>
-        <w:rPr>
-          <w:rFonts w:ascii="Arial" w:cs="Arial" w:eastAsia="Arial" w:hAnsi="Arial"/>
-          <w:b/>
-          <w:bCs/>
-          <w:sz w:val="22"/>
-          <w:szCs w:val="22"/>
-        </w:rPr>
-        <w:t xml:space="preserve">5. Права на результат и данные</w:t>
-      </w:r>
-    </w:p>
-    <w:p>
-      <w:pPr>
         <w:tabs>
           <w:tab w:val="left" w:pos="680"/>
         </w:tabs>
@@ -2023,17 +2006,27 @@
           <w:sz w:val="20"/>
           <w:szCs w:val="20"/>
         </w:rPr>
-        <w:t xml:space="preserve">5.1.	</w:t>
-      </w:r>
-      <w:r>
-        <w:rPr>
-          <w:rFonts w:ascii="Arial" w:cs="Arial" w:eastAsia="Arial" w:hAnsi="Arial"/>
-          <w:b w:val="false"/>
-          <w:bCs w:val="false"/>
-          <w:sz w:val="20"/>
-          <w:szCs w:val="20"/>
-        </w:rPr>
-        <w:t xml:space="preserve">Исключительные имущественные права на Систему переходят к Заказчику с момента подписания акта сдачи и поступления оплаты в полном объёме.</w:t>
+        <w:t xml:space="preserve">4.6.	</w:t>
+      </w:r>
+      <w:r>
+        <w:rPr>
+          <w:rFonts w:ascii="Arial" w:cs="Arial" w:eastAsia="Arial" w:hAnsi="Arial"/>
+          <w:b/>
+          <w:bCs/>
+          <w:sz w:val="20"/>
+          <w:szCs w:val="20"/>
+        </w:rPr>
+        <w:t xml:space="preserve">Окончательная приёмка.</w:t>
+      </w:r>
+      <w:r>
+        <w:rPr>
+          <w:rFonts w:ascii="Arial" w:cs="Arial" w:eastAsia="Arial" w:hAnsi="Arial"/>
+          <w:b w:val="false"/>
+          <w:bCs w:val="false"/>
+          <w:sz w:val="20"/>
+          <w:szCs w:val="20"/>
+        </w:rPr>
+        <w:t xml:space="preserve"> Акт сдачи-приёмки Системы в целом (окончательный акт) подписывается по истечении 3 (трёх) месяцев опытной эксплуатации (пункт 3.4) при условии, что все ошибки и недостатки, выявленные в этот период, устранены Исполнителем. Если к окончанию этого срока недостатки не устранены, окончательный акт подписывается в течение 5 (пяти) рабочих дней после их устранения. Окончательный акт не может быть предъявлен Заказчику до истечения срока опытной эксплуатации; пункт 4.3 применяется к окончательному акту только после истечения этого срока.</w:t>
       </w:r>
     </w:p>
     <w:p>
@@ -2053,17 +2046,17 @@
           <w:sz w:val="20"/>
           <w:szCs w:val="20"/>
         </w:rPr>
-        <w:t xml:space="preserve">5.2.	</w:t>
-      </w:r>
-      <w:r>
-        <w:rPr>
-          <w:rFonts w:ascii="Arial" w:cs="Arial" w:eastAsia="Arial" w:hAnsi="Arial"/>
-          <w:b w:val="false"/>
-          <w:bCs w:val="false"/>
-          <w:sz w:val="20"/>
-          <w:szCs w:val="20"/>
-        </w:rPr>
-        <w:t xml:space="preserve">Исполнитель передаёт Заказчику исходный код, базу данных, документацию, доступы к серверу и административные учётные записи.</w:t>
+        <w:t xml:space="preserve">4.7.	</w:t>
+      </w:r>
+      <w:r>
+        <w:rPr>
+          <w:rFonts w:ascii="Arial" w:cs="Arial" w:eastAsia="Arial" w:hAnsi="Arial"/>
+          <w:b w:val="false"/>
+          <w:bCs w:val="false"/>
+          <w:sz w:val="20"/>
+          <w:szCs w:val="20"/>
+        </w:rPr>
+        <w:t xml:space="preserve">Подписание акта ввода Системы в опытную эксплуатацию не является приёмкой Системы в целом и не лишает Заказчика права заявлять о любых ошибках и недостатках Системы до подписания окончательного акта.</w:t>
       </w:r>
     </w:p>
     <w:p>
@@ -2083,17 +2076,34 @@
           <w:sz w:val="20"/>
           <w:szCs w:val="20"/>
         </w:rPr>
-        <w:t xml:space="preserve">5.3.	</w:t>
-      </w:r>
-      <w:r>
-        <w:rPr>
-          <w:rFonts w:ascii="Arial" w:cs="Arial" w:eastAsia="Arial" w:hAnsi="Arial"/>
-          <w:b w:val="false"/>
-          <w:bCs w:val="false"/>
-          <w:sz w:val="20"/>
-          <w:szCs w:val="20"/>
-        </w:rPr>
-        <w:t xml:space="preserve">Все данные в Системе — пациенты, курсы, звонки, склад, касса, документы — принадлежат Заказчику.</w:t>
+        <w:t xml:space="preserve">4.8.	</w:t>
+      </w:r>
+      <w:r>
+        <w:rPr>
+          <w:rFonts w:ascii="Arial" w:cs="Arial" w:eastAsia="Arial" w:hAnsi="Arial"/>
+          <w:b w:val="false"/>
+          <w:bCs w:val="false"/>
+          <w:sz w:val="20"/>
+          <w:szCs w:val="20"/>
+        </w:rPr>
+        <w:t xml:space="preserve">Опытная эксплуатация и окончательная приёмка не изменяют порядок и сроки оплаты: третий платёж (пункт 2.4) производится в течение 5 (пяти) рабочих дней с даты подписания акта ввода Системы в опытную эксплуатацию.</w:t>
+      </w:r>
+    </w:p>
+    <w:p>
+      <w:pPr>
+        <w:keepNext/>
+        <w:spacing w:after="100" w:before="180" w:line="264"/>
+        <w:jc w:val="left"/>
+      </w:pPr>
+      <w:r>
+        <w:rPr>
+          <w:rFonts w:ascii="Arial" w:cs="Arial" w:eastAsia="Arial" w:hAnsi="Arial"/>
+          <w:b/>
+          <w:bCs/>
+          <w:sz w:val="22"/>
+          <w:szCs w:val="22"/>
+        </w:rPr>
+        <w:t xml:space="preserve">5. Права на результат и данные</w:t>
       </w:r>
     </w:p>
     <w:p>
@@ -2113,51 +2123,17 @@
           <w:sz w:val="20"/>
           <w:szCs w:val="20"/>
         </w:rPr>
-        <w:t xml:space="preserve">5.4.	</w:t>
-      </w:r>
-      <w:r>
-        <w:rPr>
-          <w:rFonts w:ascii="Arial" w:cs="Arial" w:eastAsia="Arial" w:hAnsi="Arial"/>
-          <w:b w:val="false"/>
-          <w:bCs w:val="false"/>
-          <w:sz w:val="20"/>
-          <w:szCs w:val="20"/>
-        </w:rPr>
-        <w:t xml:space="preserve">Исполнитель вправе использовать общие технические решения в других проектах без раскрытия данных Заказчика.</w:t>
-      </w:r>
-    </w:p>
-    <w:p>
-      <w:pPr>
-        <w:keepNext/>
-        <w:spacing w:after="100" w:before="180" w:line="264"/>
-        <w:jc w:val="left"/>
-      </w:pPr>
-      <w:r>
-        <w:rPr>
-          <w:rFonts w:ascii="Arial" w:cs="Arial" w:eastAsia="Arial" w:hAnsi="Arial"/>
-          <w:b/>
-          <w:bCs/>
-          <w:sz w:val="22"/>
-          <w:szCs w:val="22"/>
-        </w:rPr>
-        <w:t xml:space="preserve">6. Обязанности Сторон</w:t>
-      </w:r>
-    </w:p>
-    <w:p>
-      <w:pPr>
-        <w:keepNext/>
-        <w:spacing w:after="80" w:before="60" w:line="264"/>
-        <w:jc w:val="left"/>
-      </w:pPr>
-      <w:r>
-        <w:rPr>
-          <w:rFonts w:ascii="Arial" w:cs="Arial" w:eastAsia="Arial" w:hAnsi="Arial"/>
-          <w:b/>
-          <w:bCs/>
-          <w:sz w:val="20"/>
-          <w:szCs w:val="20"/>
-        </w:rPr>
-        <w:t xml:space="preserve">6.1. Исполнитель обязуется:</w:t>
+        <w:t xml:space="preserve">5.1.	</w:t>
+      </w:r>
+      <w:r>
+        <w:rPr>
+          <w:rFonts w:ascii="Arial" w:cs="Arial" w:eastAsia="Arial" w:hAnsi="Arial"/>
+          <w:b w:val="false"/>
+          <w:bCs w:val="false"/>
+          <w:sz w:val="20"/>
+          <w:szCs w:val="20"/>
+        </w:rPr>
+        <w:t xml:space="preserve">Исключительные имущественные права на Систему переходят к Заказчику с момента подписания окончательного акта (пункт 4.6) и поступления оплаты в полном объёме. До перехода прав Заказчик вправе безвозмездно использовать Систему в своей деятельности, в том числе в период опытной эксплуатации.</w:t>
       </w:r>
     </w:p>
     <w:p>
@@ -2177,17 +2153,17 @@
           <w:sz w:val="20"/>
           <w:szCs w:val="20"/>
         </w:rPr>
-        <w:t xml:space="preserve">6.1.1.	</w:t>
-      </w:r>
-      <w:r>
-        <w:rPr>
-          <w:rFonts w:ascii="Arial" w:cs="Arial" w:eastAsia="Arial" w:hAnsi="Arial"/>
-          <w:b w:val="false"/>
-          <w:bCs w:val="false"/>
-          <w:sz w:val="20"/>
-          <w:szCs w:val="20"/>
-        </w:rPr>
-        <w:t xml:space="preserve">Выполнить работы в объёме Приложения № 1 в сроки раздела 3 и передать Систему Заказчику.</w:t>
+        <w:t xml:space="preserve">5.2.	</w:t>
+      </w:r>
+      <w:r>
+        <w:rPr>
+          <w:rFonts w:ascii="Arial" w:cs="Arial" w:eastAsia="Arial" w:hAnsi="Arial"/>
+          <w:b w:val="false"/>
+          <w:bCs w:val="false"/>
+          <w:sz w:val="20"/>
+          <w:szCs w:val="20"/>
+        </w:rPr>
+        <w:t xml:space="preserve">Исполнитель передаёт Заказчику исходный код, базу данных, документацию, доступы к серверу и административные учётные записи.</w:t>
       </w:r>
     </w:p>
     <w:p>
@@ -2207,17 +2183,17 @@
           <w:sz w:val="20"/>
           <w:szCs w:val="20"/>
         </w:rPr>
-        <w:t xml:space="preserve">6.1.2.	</w:t>
-      </w:r>
-      <w:r>
-        <w:rPr>
-          <w:rFonts w:ascii="Arial" w:cs="Arial" w:eastAsia="Arial" w:hAnsi="Arial"/>
-          <w:b w:val="false"/>
-          <w:bCs w:val="false"/>
-          <w:sz w:val="20"/>
-          <w:szCs w:val="20"/>
-        </w:rPr>
-        <w:t xml:space="preserve">Предоставить опросник для технического задания и учесть ответы Заказчика в пределах пункта 9.2.</w:t>
+        <w:t xml:space="preserve">5.3.	</w:t>
+      </w:r>
+      <w:r>
+        <w:rPr>
+          <w:rFonts w:ascii="Arial" w:cs="Arial" w:eastAsia="Arial" w:hAnsi="Arial"/>
+          <w:b w:val="false"/>
+          <w:bCs w:val="false"/>
+          <w:sz w:val="20"/>
+          <w:szCs w:val="20"/>
+        </w:rPr>
+        <w:t xml:space="preserve">Все данные в Системе — пациенты, курсы, звонки, склад, касса, документы — принадлежат Заказчику.</w:t>
       </w:r>
     </w:p>
     <w:p>
@@ -2237,17 +2213,51 @@
           <w:sz w:val="20"/>
           <w:szCs w:val="20"/>
         </w:rPr>
-        <w:t xml:space="preserve">6.1.3.	</w:t>
-      </w:r>
-      <w:r>
-        <w:rPr>
-          <w:rFonts w:ascii="Arial" w:cs="Arial" w:eastAsia="Arial" w:hAnsi="Arial"/>
-          <w:b w:val="false"/>
-          <w:bCs w:val="false"/>
-          <w:sz w:val="20"/>
-          <w:szCs w:val="20"/>
-        </w:rPr>
-        <w:t xml:space="preserve">Проводить рабочие встречи на этапе полировки, перенести данные, развернуть Систему, обучить сотрудников.</w:t>
+        <w:t xml:space="preserve">5.4.	</w:t>
+      </w:r>
+      <w:r>
+        <w:rPr>
+          <w:rFonts w:ascii="Arial" w:cs="Arial" w:eastAsia="Arial" w:hAnsi="Arial"/>
+          <w:b w:val="false"/>
+          <w:bCs w:val="false"/>
+          <w:sz w:val="20"/>
+          <w:szCs w:val="20"/>
+        </w:rPr>
+        <w:t xml:space="preserve">Исполнитель вправе использовать общие технические решения в других проектах без раскрытия данных Заказчика.</w:t>
+      </w:r>
+    </w:p>
+    <w:p>
+      <w:pPr>
+        <w:keepNext/>
+        <w:spacing w:after="100" w:before="180" w:line="264"/>
+        <w:jc w:val="left"/>
+      </w:pPr>
+      <w:r>
+        <w:rPr>
+          <w:rFonts w:ascii="Arial" w:cs="Arial" w:eastAsia="Arial" w:hAnsi="Arial"/>
+          <w:b/>
+          <w:bCs/>
+          <w:sz w:val="22"/>
+          <w:szCs w:val="22"/>
+        </w:rPr>
+        <w:t xml:space="preserve">6. Обязанности Сторон</w:t>
+      </w:r>
+    </w:p>
+    <w:p>
+      <w:pPr>
+        <w:keepNext/>
+        <w:spacing w:after="80" w:before="60" w:line="264"/>
+        <w:jc w:val="left"/>
+      </w:pPr>
+      <w:r>
+        <w:rPr>
+          <w:rFonts w:ascii="Arial" w:cs="Arial" w:eastAsia="Arial" w:hAnsi="Arial"/>
+          <w:b/>
+          <w:bCs/>
+          <w:sz w:val="20"/>
+          <w:szCs w:val="20"/>
+        </w:rPr>
+        <w:t xml:space="preserve">6.1. Исполнитель обязуется:</w:t>
       </w:r>
     </w:p>
     <w:p>
@@ -2267,34 +2277,17 @@
           <w:sz w:val="20"/>
           <w:szCs w:val="20"/>
         </w:rPr>
-        <w:t xml:space="preserve">6.1.4.	</w:t>
-      </w:r>
-      <w:r>
-        <w:rPr>
-          <w:rFonts w:ascii="Arial" w:cs="Arial" w:eastAsia="Arial" w:hAnsi="Arial"/>
-          <w:b w:val="false"/>
-          <w:bCs w:val="false"/>
-          <w:sz w:val="20"/>
-          <w:szCs w:val="20"/>
-        </w:rPr>
-        <w:t xml:space="preserve">Оказывать поддержку по разделу 7.</w:t>
-      </w:r>
-    </w:p>
-    <w:p>
-      <w:pPr>
-        <w:keepNext/>
-        <w:spacing w:after="80" w:before="60" w:line="264"/>
-        <w:jc w:val="left"/>
-      </w:pPr>
-      <w:r>
-        <w:rPr>
-          <w:rFonts w:ascii="Arial" w:cs="Arial" w:eastAsia="Arial" w:hAnsi="Arial"/>
-          <w:b/>
-          <w:bCs/>
-          <w:sz w:val="20"/>
-          <w:szCs w:val="20"/>
-        </w:rPr>
-        <w:t xml:space="preserve">6.2. Заказчик обязуется:</w:t>
+        <w:t xml:space="preserve">6.1.1.	</w:t>
+      </w:r>
+      <w:r>
+        <w:rPr>
+          <w:rFonts w:ascii="Arial" w:cs="Arial" w:eastAsia="Arial" w:hAnsi="Arial"/>
+          <w:b w:val="false"/>
+          <w:bCs w:val="false"/>
+          <w:sz w:val="20"/>
+          <w:szCs w:val="20"/>
+        </w:rPr>
+        <w:t xml:space="preserve">Выполнить работы в объёме Приложения № 1 в сроки раздела 3 и передать Систему Заказчику.</w:t>
       </w:r>
     </w:p>
     <w:p>
@@ -2314,17 +2307,17 @@
           <w:sz w:val="20"/>
           <w:szCs w:val="20"/>
         </w:rPr>
-        <w:t xml:space="preserve">6.2.1.	</w:t>
-      </w:r>
-      <w:r>
-        <w:rPr>
-          <w:rFonts w:ascii="Arial" w:cs="Arial" w:eastAsia="Arial" w:hAnsi="Arial"/>
-          <w:b w:val="false"/>
-          <w:bCs w:val="false"/>
-          <w:sz w:val="20"/>
-          <w:szCs w:val="20"/>
-        </w:rPr>
-        <w:t xml:space="preserve">Назначить ответственное лицо, уполномоченное принимать решения по составу Системы и приёмке.</w:t>
+        <w:t xml:space="preserve">6.1.2.	</w:t>
+      </w:r>
+      <w:r>
+        <w:rPr>
+          <w:rFonts w:ascii="Arial" w:cs="Arial" w:eastAsia="Arial" w:hAnsi="Arial"/>
+          <w:b w:val="false"/>
+          <w:bCs w:val="false"/>
+          <w:sz w:val="20"/>
+          <w:szCs w:val="20"/>
+        </w:rPr>
+        <w:t xml:space="preserve">Предоставить опросник для технического задания и учесть ответы Заказчика в пределах пункта 9.2.</w:t>
       </w:r>
     </w:p>
     <w:p>
@@ -2344,17 +2337,17 @@
           <w:sz w:val="20"/>
           <w:szCs w:val="20"/>
         </w:rPr>
-        <w:t xml:space="preserve">6.2.2.	</w:t>
-      </w:r>
-      <w:r>
-        <w:rPr>
-          <w:rFonts w:ascii="Arial" w:cs="Arial" w:eastAsia="Arial" w:hAnsi="Arial"/>
-          <w:b w:val="false"/>
-          <w:bCs w:val="false"/>
-          <w:sz w:val="20"/>
-          <w:szCs w:val="20"/>
-        </w:rPr>
-        <w:t xml:space="preserve">Заполнить опросник для технического задания в течение 7 рабочих дней с даты начала работ (разделы можно передавать руководителям отделов).</w:t>
+        <w:t xml:space="preserve">6.1.3.	</w:t>
+      </w:r>
+      <w:r>
+        <w:rPr>
+          <w:rFonts w:ascii="Arial" w:cs="Arial" w:eastAsia="Arial" w:hAnsi="Arial"/>
+          <w:b w:val="false"/>
+          <w:bCs w:val="false"/>
+          <w:sz w:val="20"/>
+          <w:szCs w:val="20"/>
+        </w:rPr>
+        <w:t xml:space="preserve">Проводить рабочие встречи на этапе полировки, перенести данные, развернуть Систему, обучить сотрудников.</w:t>
       </w:r>
     </w:p>
     <w:p>
@@ -2374,17 +2367,34 @@
           <w:sz w:val="20"/>
           <w:szCs w:val="20"/>
         </w:rPr>
-        <w:t xml:space="preserve">6.2.3.	</w:t>
-      </w:r>
-      <w:r>
-        <w:rPr>
-          <w:rFonts w:ascii="Arial" w:cs="Arial" w:eastAsia="Arial" w:hAnsi="Arial"/>
-          <w:b w:val="false"/>
-          <w:bCs w:val="false"/>
-          <w:sz w:val="20"/>
-          <w:szCs w:val="20"/>
-        </w:rPr>
-        <w:t xml:space="preserve">Передать прайс процедур, нормы расхода препаратов, выгрузки из amoCRM, МоегоСклада и Excel, доступы к телефонии и WhatsApp.</w:t>
+        <w:t xml:space="preserve">6.1.4.	</w:t>
+      </w:r>
+      <w:r>
+        <w:rPr>
+          <w:rFonts w:ascii="Arial" w:cs="Arial" w:eastAsia="Arial" w:hAnsi="Arial"/>
+          <w:b w:val="false"/>
+          <w:bCs w:val="false"/>
+          <w:sz w:val="20"/>
+          <w:szCs w:val="20"/>
+        </w:rPr>
+        <w:t xml:space="preserve">Оказывать поддержку по разделу 7.</w:t>
+      </w:r>
+    </w:p>
+    <w:p>
+      <w:pPr>
+        <w:keepNext/>
+        <w:spacing w:after="80" w:before="60" w:line="264"/>
+        <w:jc w:val="left"/>
+      </w:pPr>
+      <w:r>
+        <w:rPr>
+          <w:rFonts w:ascii="Arial" w:cs="Arial" w:eastAsia="Arial" w:hAnsi="Arial"/>
+          <w:b/>
+          <w:bCs/>
+          <w:sz w:val="20"/>
+          <w:szCs w:val="20"/>
+        </w:rPr>
+        <w:t xml:space="preserve">6.2. Заказчик обязуется:</w:t>
       </w:r>
     </w:p>
     <w:p>
@@ -2404,34 +2414,17 @@
           <w:sz w:val="20"/>
           <w:szCs w:val="20"/>
         </w:rPr>
-        <w:t xml:space="preserve">6.2.4.	</w:t>
-      </w:r>
-      <w:r>
-        <w:rPr>
-          <w:rFonts w:ascii="Arial" w:cs="Arial" w:eastAsia="Arial" w:hAnsi="Arial"/>
-          <w:b w:val="false"/>
-          <w:bCs w:val="false"/>
-          <w:sz w:val="20"/>
-          <w:szCs w:val="20"/>
-        </w:rPr>
-        <w:t xml:space="preserve">Участвовать в рабочих встречах, отвечать на вопросы Исполнителя в срок не более 2 рабочих дней, оплачивать работы и расходы по разделу 2.</w:t>
-      </w:r>
-    </w:p>
-    <w:p>
-      <w:pPr>
-        <w:keepNext/>
-        <w:spacing w:after="100" w:before="180" w:line="264"/>
-        <w:jc w:val="left"/>
-      </w:pPr>
-      <w:r>
-        <w:rPr>
-          <w:rFonts w:ascii="Arial" w:cs="Arial" w:eastAsia="Arial" w:hAnsi="Arial"/>
-          <w:b/>
-          <w:bCs/>
-          <w:sz w:val="22"/>
-          <w:szCs w:val="22"/>
-        </w:rPr>
-        <w:t xml:space="preserve">7. Поддержка после сдачи</w:t>
+        <w:t xml:space="preserve">6.2.1.	</w:t>
+      </w:r>
+      <w:r>
+        <w:rPr>
+          <w:rFonts w:ascii="Arial" w:cs="Arial" w:eastAsia="Arial" w:hAnsi="Arial"/>
+          <w:b w:val="false"/>
+          <w:bCs w:val="false"/>
+          <w:sz w:val="20"/>
+          <w:szCs w:val="20"/>
+        </w:rPr>
+        <w:t xml:space="preserve">Назначить ответственное лицо, уполномоченное принимать решения по составу Системы и приёмке.</w:t>
       </w:r>
     </w:p>
     <w:p>
@@ -2451,6 +2444,113 @@
           <w:sz w:val="20"/>
           <w:szCs w:val="20"/>
         </w:rPr>
+        <w:t xml:space="preserve">6.2.2.	</w:t>
+      </w:r>
+      <w:r>
+        <w:rPr>
+          <w:rFonts w:ascii="Arial" w:cs="Arial" w:eastAsia="Arial" w:hAnsi="Arial"/>
+          <w:b w:val="false"/>
+          <w:bCs w:val="false"/>
+          <w:sz w:val="20"/>
+          <w:szCs w:val="20"/>
+        </w:rPr>
+        <w:t xml:space="preserve">Заполнить опросник для технического задания в течение 7 рабочих дней с даты начала работ (разделы можно передавать руководителям отделов).</w:t>
+      </w:r>
+    </w:p>
+    <w:p>
+      <w:pPr>
+        <w:tabs>
+          <w:tab w:val="left" w:pos="680"/>
+        </w:tabs>
+        <w:spacing w:after="80" w:line="264"/>
+        <w:ind w:left="680" w:hanging="680"/>
+        <w:jc w:val="both"/>
+      </w:pPr>
+      <w:r>
+        <w:rPr>
+          <w:rFonts w:ascii="Arial" w:cs="Arial" w:eastAsia="Arial" w:hAnsi="Arial"/>
+          <w:b/>
+          <w:bCs/>
+          <w:sz w:val="20"/>
+          <w:szCs w:val="20"/>
+        </w:rPr>
+        <w:t xml:space="preserve">6.2.3.	</w:t>
+      </w:r>
+      <w:r>
+        <w:rPr>
+          <w:rFonts w:ascii="Arial" w:cs="Arial" w:eastAsia="Arial" w:hAnsi="Arial"/>
+          <w:b w:val="false"/>
+          <w:bCs w:val="false"/>
+          <w:sz w:val="20"/>
+          <w:szCs w:val="20"/>
+        </w:rPr>
+        <w:t xml:space="preserve">Передать прайс процедур, нормы расхода препаратов, выгрузки из amoCRM, МоегоСклада и Excel, доступы к телефонии и WhatsApp.</w:t>
+      </w:r>
+    </w:p>
+    <w:p>
+      <w:pPr>
+        <w:tabs>
+          <w:tab w:val="left" w:pos="680"/>
+        </w:tabs>
+        <w:spacing w:after="80" w:line="264"/>
+        <w:ind w:left="680" w:hanging="680"/>
+        <w:jc w:val="both"/>
+      </w:pPr>
+      <w:r>
+        <w:rPr>
+          <w:rFonts w:ascii="Arial" w:cs="Arial" w:eastAsia="Arial" w:hAnsi="Arial"/>
+          <w:b/>
+          <w:bCs/>
+          <w:sz w:val="20"/>
+          <w:szCs w:val="20"/>
+        </w:rPr>
+        <w:t xml:space="preserve">6.2.4.	</w:t>
+      </w:r>
+      <w:r>
+        <w:rPr>
+          <w:rFonts w:ascii="Arial" w:cs="Arial" w:eastAsia="Arial" w:hAnsi="Arial"/>
+          <w:b w:val="false"/>
+          <w:bCs w:val="false"/>
+          <w:sz w:val="20"/>
+          <w:szCs w:val="20"/>
+        </w:rPr>
+        <w:t xml:space="preserve">Участвовать в рабочих встречах, отвечать на вопросы Исполнителя в срок не более 2 рабочих дней, оплачивать работы и расходы по разделу 2.</w:t>
+      </w:r>
+    </w:p>
+    <w:p>
+      <w:pPr>
+        <w:keepNext/>
+        <w:spacing w:after="100" w:before="180" w:line="264"/>
+        <w:jc w:val="left"/>
+      </w:pPr>
+      <w:r>
+        <w:rPr>
+          <w:rFonts w:ascii="Arial" w:cs="Arial" w:eastAsia="Arial" w:hAnsi="Arial"/>
+          <w:b/>
+          <w:bCs/>
+          <w:sz w:val="22"/>
+          <w:szCs w:val="22"/>
+        </w:rPr>
+        <w:t xml:space="preserve">7. Поддержка после сдачи</w:t>
+      </w:r>
+    </w:p>
+    <w:p>
+      <w:pPr>
+        <w:tabs>
+          <w:tab w:val="left" w:pos="680"/>
+        </w:tabs>
+        <w:spacing w:after="80" w:line="264"/>
+        <w:ind w:left="680" w:hanging="680"/>
+        <w:jc w:val="both"/>
+      </w:pPr>
+      <w:r>
+        <w:rPr>
+          <w:rFonts w:ascii="Arial" w:cs="Arial" w:eastAsia="Arial" w:hAnsi="Arial"/>
+          <w:b/>
+          <w:bCs/>
+          <w:sz w:val="20"/>
+          <w:szCs w:val="20"/>
+        </w:rPr>
         <w:t xml:space="preserve">7.1.	</w:t>
       </w:r>
       <w:r>
@@ -2461,7 +2561,7 @@
           <w:sz w:val="20"/>
           <w:szCs w:val="20"/>
         </w:rPr>
-        <w:t xml:space="preserve">Отладка и исправление ошибок — в течение 3 (трёх) месяцев с даты акта сдачи, без дополнительной оплаты. Срок реакции — 1 рабочий день.</w:t>
+        <w:t xml:space="preserve">Отладка и исправление ошибок — в течение 3 (трёх) месяцев опытной эксплуатации с даты акта ввода Системы в опытную эксплуатацию (пункт 3.4), без дополнительной оплаты. Срок реакции — 1 рабочий день.</w:t>
       </w:r>
     </w:p>
     <w:p>
@@ -6246,7 +6346,7 @@
                 <w:sz w:val="18"/>
                 <w:szCs w:val="18"/>
               </w:rPr>
-              <w:t xml:space="preserve">Этап 3 · акт сдачи всех разделов Приложения № 1, обучение, передача кода</w:t>
+              <w:t xml:space="preserve">Этап 3 · акт ввода в опытную эксплуатацию: все разделы Приложения № 1, обучение, передача кода</w:t>
             </w:r>
           </w:p>
         </w:tc>
